--- a/templates/ΑΠΟΦΑΣΗ_ΕΙΔΙΚΗ_ΑΔΕΙΑΣ_ΓΥΝΑΙΚΟΛΟΓΙΚΟΥ_ΕΛΕΓΧΟΥ.docx
+++ b/templates/ΑΠΟΦΑΣΗ_ΕΙΔΙΚΗ_ΑΔΕΙΑΣ_ΓΥΝΑΙΚΟΛΟΓΙΚΟΥ_ΕΛΕΓΧΟΥ.docx
@@ -500,7 +500,15 @@
                       <w:szCs w:val="22"/>
                       <w:lang w:val="en-US"/>
                     </w:rPr>
-                    <w:t>. 2751022440, 2751069176</w:t>
+                    <w:t xml:space="preserve">. </w:t>
+                  </w:r>
+                  <w:r>
+                    <w:rPr>
+                      <w:rFonts w:ascii="Calibri" w:hAnsi="Calibri"/>
+                      <w:szCs w:val="22"/>
+                      <w:lang w:val="en-US"/>
+                    </w:rPr>
+                    <w:t>2751069176</w:t>
                   </w:r>
                 </w:p>
                 <w:p>
@@ -551,7 +559,7 @@
                       <w:spacing w:val="-2"/>
                       <w:szCs w:val="22"/>
                     </w:rPr>
-                    <w:t>Πληροφορίες : κ. Σιδέρη</w:t>
+                    <w:t>Πληροφορίες : κ. Ρουμελιώτης</w:t>
                   </w:r>
                 </w:p>
                 <w:p>
@@ -659,6 +667,153 @@
           <w:sz w:val="18"/>
         </w:rPr>
         <w:pict>
+          <v:shape id="_x0000_s1035" type="#_x0000_t202" style="position:absolute;left:0;text-align:left;margin-left:299.4pt;margin-top:-207.7pt;width:180.6pt;height:41.25pt;z-index:251665408;visibility:visible" o:gfxdata="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" stroked="f">
+            <v:textbox style="mso-next-textbox:#_x0000_s1035">
+              <w:txbxContent>
+                <w:p>
+                  <w:pPr>
+                    <w:rPr>
+                      <w:rFonts w:ascii="Calibri" w:hAnsi="Calibri"/>
+                      <w:sz w:val="22"/>
+                      <w:szCs w:val="24"/>
+                    </w:rPr>
+                  </w:pPr>
+                  <w:r>
+                    <w:rPr>
+                      <w:rFonts w:ascii="Calibri" w:hAnsi="Calibri"/>
+                      <w:spacing w:val="-1"/>
+                      <w:sz w:val="22"/>
+                      <w:szCs w:val="24"/>
+                    </w:rPr>
+                    <w:t xml:space="preserve">Άργος,  </w:t>
+                  </w:r>
+                  <w:r>
+                    <w:rPr>
+                      <w:rFonts w:ascii="Calibri" w:hAnsi="Calibri"/>
+                      <w:spacing w:val="-1"/>
+                      <w:sz w:val="22"/>
+                      <w:szCs w:val="24"/>
+                      <w:lang w:val="en-US"/>
+                    </w:rPr>
+                    <w:t xml:space="preserve">{{ </w:t>
+                  </w:r>
+                  <w:proofErr w:type="spellStart"/>
+                  <w:r>
+                    <w:rPr>
+                      <w:rFonts w:ascii="Calibri" w:hAnsi="Calibri"/>
+                      <w:spacing w:val="-1"/>
+                      <w:sz w:val="22"/>
+                      <w:szCs w:val="24"/>
+                      <w:lang w:val="en-US"/>
+                    </w:rPr>
+                    <w:t>hmer_protocollou</w:t>
+                  </w:r>
+                  <w:proofErr w:type="spellEnd"/>
+                  <w:r>
+                    <w:rPr>
+                      <w:rFonts w:ascii="Calibri" w:hAnsi="Calibri"/>
+                      <w:spacing w:val="-1"/>
+                      <w:sz w:val="22"/>
+                      <w:szCs w:val="24"/>
+                      <w:lang w:val="en-US"/>
+                    </w:rPr>
+                    <w:t xml:space="preserve"> }}</w:t>
+                  </w:r>
+                  <w:r>
+                    <w:rPr>
+                      <w:rFonts w:ascii="Calibri" w:hAnsi="Calibri"/>
+                      <w:sz w:val="22"/>
+                      <w:szCs w:val="24"/>
+                    </w:rPr>
+                    <w:t xml:space="preserve"> </w:t>
+                  </w:r>
+                </w:p>
+                <w:p>
+                  <w:pPr>
+                    <w:rPr>
+                      <w:rFonts w:ascii="Calibri" w:hAnsi="Calibri"/>
+                      <w:sz w:val="22"/>
+                      <w:szCs w:val="24"/>
+                      <w:lang w:val="en-US"/>
+                    </w:rPr>
+                  </w:pPr>
+                  <w:r>
+                    <w:rPr>
+                      <w:rFonts w:ascii="Calibri" w:hAnsi="Calibri"/>
+                      <w:sz w:val="22"/>
+                      <w:szCs w:val="24"/>
+                    </w:rPr>
+                    <w:t xml:space="preserve">Αρ. </w:t>
+                  </w:r>
+                  <w:proofErr w:type="spellStart"/>
+                  <w:r>
+                    <w:rPr>
+                      <w:rFonts w:ascii="Calibri" w:hAnsi="Calibri"/>
+                      <w:sz w:val="22"/>
+                      <w:szCs w:val="24"/>
+                    </w:rPr>
+                    <w:t>Πρωτ</w:t>
+                  </w:r>
+                  <w:proofErr w:type="spellEnd"/>
+                  <w:r>
+                    <w:rPr>
+                      <w:rFonts w:ascii="Calibri" w:hAnsi="Calibri"/>
+                      <w:sz w:val="22"/>
+                      <w:szCs w:val="24"/>
+                    </w:rPr>
+                    <w:t xml:space="preserve"> : </w:t>
+                  </w:r>
+                  <w:r>
+                    <w:rPr>
+                      <w:rFonts w:ascii="Calibri" w:hAnsi="Calibri"/>
+                      <w:sz w:val="22"/>
+                      <w:szCs w:val="24"/>
+                      <w:lang w:val="en-US"/>
+                    </w:rPr>
+                    <w:t xml:space="preserve">{{ </w:t>
+                  </w:r>
+                  <w:proofErr w:type="spellStart"/>
+                  <w:r>
+                    <w:rPr>
+                      <w:rFonts w:ascii="Calibri" w:hAnsi="Calibri"/>
+                      <w:sz w:val="22"/>
+                      <w:szCs w:val="24"/>
+                      <w:lang w:val="en-US"/>
+                    </w:rPr>
+                    <w:t>protocollo_adeias</w:t>
+                  </w:r>
+                  <w:proofErr w:type="spellEnd"/>
+                  <w:r>
+                    <w:rPr>
+                      <w:rFonts w:ascii="Calibri" w:hAnsi="Calibri"/>
+                      <w:sz w:val="22"/>
+                      <w:szCs w:val="24"/>
+                      <w:lang w:val="en-US"/>
+                    </w:rPr>
+                    <w:t xml:space="preserve"> }}</w:t>
+                  </w:r>
+                </w:p>
+                <w:p>
+                  <w:pPr>
+                    <w:rPr>
+                      <w:rFonts w:ascii="Calibri" w:hAnsi="Calibri"/>
+                      <w:sz w:val="24"/>
+                      <w:szCs w:val="24"/>
+                      <w:lang w:val="en-US"/>
+                    </w:rPr>
+                  </w:pPr>
+                </w:p>
+              </w:txbxContent>
+            </v:textbox>
+          </v:shape>
+        </w:pict>
+      </w:r>
+      <w:r>
+        <w:rPr>
+          <w:noProof/>
+          <w:sz w:val="18"/>
+        </w:rPr>
+        <w:pict>
           <v:shape id="Text Box 2" o:spid="_x0000_s1026" type="#_x0000_t202" style="position:absolute;left:0;text-align:left;margin-left:299.4pt;margin-top:-107.05pt;width:164.9pt;height:69.1pt;z-index:251657216;visibility:visible" o:gfxdata="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" stroked="f">
             <v:textbox style="mso-next-textbox:#Text Box 2">
               <w:txbxContent>
@@ -714,107 +869,10 @@
       </w:r>
       <w:r>
         <w:rPr>
-          <w:noProof/>
-          <w:sz w:val="18"/>
-        </w:rPr>
-        <w:pict>
-          <v:shape id="_x0000_s1030" type="#_x0000_t202" style="position:absolute;left:0;text-align:left;margin-left:299.4pt;margin-top:-207.7pt;width:180.6pt;height:41.25pt;z-index:251661312;visibility:visible" o:gfxdata="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" stroked="f">
-            <v:textbox style="mso-next-textbox:#_x0000_s1030">
-              <w:txbxContent>
-                <w:p>
-                  <w:pPr>
-                    <w:rPr>
-                      <w:rFonts w:ascii="Calibri" w:hAnsi="Calibri"/>
-                      <w:b/>
-                      <w:sz w:val="22"/>
-                      <w:szCs w:val="24"/>
-                    </w:rPr>
-                  </w:pPr>
-                  <w:r>
-                    <w:rPr>
-                      <w:rFonts w:ascii="Calibri" w:hAnsi="Calibri"/>
-                      <w:b/>
-                      <w:sz w:val="22"/>
-                      <w:szCs w:val="24"/>
-                    </w:rPr>
-                    <w:t xml:space="preserve">Αρ. </w:t>
-                  </w:r>
-                  <w:proofErr w:type="spellStart"/>
-                  <w:r>
-                    <w:rPr>
-                      <w:rFonts w:ascii="Calibri" w:hAnsi="Calibri"/>
-                      <w:b/>
-                      <w:sz w:val="22"/>
-                      <w:szCs w:val="24"/>
-                    </w:rPr>
-                    <w:t>Πρωτ</w:t>
-                  </w:r>
-                  <w:proofErr w:type="spellEnd"/>
-                  <w:r>
-                    <w:rPr>
-                      <w:rFonts w:ascii="Calibri" w:hAnsi="Calibri"/>
-                      <w:b/>
-                      <w:sz w:val="22"/>
-                      <w:szCs w:val="24"/>
-                    </w:rPr>
-                    <w:t xml:space="preserve"> : ……………..</w:t>
-                  </w:r>
-                </w:p>
-                <w:p>
-                  <w:pPr>
-                    <w:ind w:left="709" w:hanging="709"/>
-                    <w:rPr>
-                      <w:rFonts w:ascii="Calibri" w:hAnsi="Calibri"/>
-                      <w:b/>
-                      <w:sz w:val="24"/>
-                      <w:szCs w:val="24"/>
-                    </w:rPr>
-                  </w:pPr>
-                  <w:r>
-                    <w:rPr>
-                      <w:rFonts w:ascii="Calibri" w:hAnsi="Calibri"/>
-                      <w:b/>
-                      <w:spacing w:val="-1"/>
-                      <w:sz w:val="22"/>
-                      <w:szCs w:val="24"/>
-                    </w:rPr>
-                    <w:t xml:space="preserve">Ημερομηνία: </w:t>
-                  </w:r>
-                  <w:r>
-                    <w:rPr>
-                      <w:rFonts w:ascii="Calibri" w:hAnsi="Calibri"/>
-                      <w:b/>
-                      <w:spacing w:val="-1"/>
-                      <w:sz w:val="22"/>
-                      <w:szCs w:val="24"/>
-                    </w:rPr>
-                    <w:t>………………………</w:t>
-                  </w:r>
-                </w:p>
-              </w:txbxContent>
-            </v:textbox>
-          </v:shape>
-        </w:pict>
-      </w:r>
-      <w:r>
-        <w:rPr>
           <w:rFonts w:ascii="Calibri" w:hAnsi="Calibri"/>
         </w:rPr>
         <w:br w:type="column"/>
       </w:r>
-    </w:p>
-    <w:p>
-      <w:pPr>
-        <w:shd w:val="clear" w:color="auto" w:fill="FFFFFF"/>
-        <w:ind w:left="993" w:hanging="993"/>
-        <w:jc w:val="both"/>
-        <w:rPr>
-          <w:rFonts w:ascii="Calibri" w:hAnsi="Calibri"/>
-          <w:b/>
-          <w:sz w:val="22"/>
-          <w:szCs w:val="24"/>
-        </w:rPr>
-      </w:pPr>
     </w:p>
     <w:p>
       <w:pPr>
@@ -898,27 +956,19 @@
         <w:jc w:val="both"/>
         <w:rPr>
           <w:rFonts w:asciiTheme="minorHAnsi" w:hAnsiTheme="minorHAnsi" w:cstheme="minorHAnsi"/>
-          <w:sz w:val="18"/>
-          <w:szCs w:val="18"/>
-        </w:rPr>
-      </w:pPr>
-      <w:proofErr w:type="spellStart"/>
+        </w:rPr>
+      </w:pPr>
       <w:r>
         <w:rPr>
           <w:rFonts w:asciiTheme="minorHAnsi" w:hAnsiTheme="minorHAnsi" w:cstheme="minorHAnsi"/>
-          <w:sz w:val="18"/>
-          <w:szCs w:val="18"/>
-        </w:rPr>
-        <w:t>Εχοντας</w:t>
-      </w:r>
-      <w:proofErr w:type="spellEnd"/>
+        </w:rPr>
+        <w:t>Έ</w:t>
+      </w:r>
       <w:r>
         <w:rPr>
           <w:rFonts w:asciiTheme="minorHAnsi" w:hAnsiTheme="minorHAnsi" w:cstheme="minorHAnsi"/>
-          <w:sz w:val="18"/>
-          <w:szCs w:val="18"/>
-        </w:rPr>
-        <w:t xml:space="preserve"> υπόψη:</w:t>
+        </w:rPr>
+        <w:t>χοντας υπόψη:</w:t>
       </w:r>
     </w:p>
     <w:p>
@@ -933,15 +983,11 @@
         <w:jc w:val="both"/>
         <w:rPr>
           <w:rFonts w:asciiTheme="minorHAnsi" w:hAnsiTheme="minorHAnsi" w:cstheme="minorHAnsi"/>
-          <w:sz w:val="18"/>
-          <w:szCs w:val="18"/>
         </w:rPr>
       </w:pPr>
       <w:r>
         <w:rPr>
           <w:rFonts w:asciiTheme="minorHAnsi" w:hAnsiTheme="minorHAnsi" w:cstheme="minorHAnsi"/>
-          <w:sz w:val="18"/>
-          <w:szCs w:val="18"/>
         </w:rPr>
         <w:t>Την αριθ. ΔΙΔΑΔ/Φ69/117/οικ.11102/28-5-2020 Εγκύκλιο του ΥΠΕΣ “Ν.4674/2020 Στρατηγική Αναπτυξιακή Προοπτική των Οργανισμών Τοπικής Αυτοδιοίκησης, Ρύθμιση ζητημάτων αρμοδιότητας Υπουργείου Εσωτερικών και άλλες διατάξεις – Ρυθμίσεις θεμάτων αδειών δημοσίων υπαλλήλων “.</w:t>
       </w:r>
@@ -957,15 +1003,13 @@
         <w:jc w:val="both"/>
         <w:rPr>
           <w:rFonts w:asciiTheme="minorHAnsi" w:hAnsiTheme="minorHAnsi" w:cstheme="minorHAnsi"/>
-          <w:sz w:val="18"/>
-          <w:szCs w:val="18"/>
+          <w:sz w:val="20"/>
         </w:rPr>
       </w:pPr>
       <w:r>
         <w:rPr>
           <w:rFonts w:asciiTheme="minorHAnsi" w:hAnsiTheme="minorHAnsi" w:cstheme="minorHAnsi"/>
-          <w:sz w:val="18"/>
-          <w:szCs w:val="18"/>
+          <w:sz w:val="20"/>
         </w:rPr>
         <w:t>Τις διατάξεις της παρ. 9 του άρθρου 50 του Ν.3528 (ΦΕΚ 26τ.Α’/9-2-07) «Υ. Κ.».</w:t>
       </w:r>
@@ -984,15 +1028,13 @@
         <w:jc w:val="both"/>
         <w:rPr>
           <w:rFonts w:asciiTheme="minorHAnsi" w:hAnsiTheme="minorHAnsi" w:cstheme="minorHAnsi"/>
-          <w:sz w:val="18"/>
-          <w:szCs w:val="18"/>
+          <w:sz w:val="20"/>
         </w:rPr>
       </w:pPr>
       <w:r>
         <w:rPr>
           <w:rFonts w:asciiTheme="minorHAnsi" w:hAnsiTheme="minorHAnsi" w:cstheme="minorHAnsi"/>
-          <w:sz w:val="18"/>
-          <w:szCs w:val="18"/>
+          <w:sz w:val="20"/>
         </w:rPr>
         <w:t>Την με αρίθμ.Φ.351.5/43/67822/Δ1/5-5-2014 του ΥΠΑΙΘ «Άδειες εκπαιδευτικών Πρωτοβάθμιας και Δευτεροβάθμιας Εκπαίδευσης»</w:t>
       </w:r>
@@ -1011,15 +1053,13 @@
         <w:jc w:val="both"/>
         <w:rPr>
           <w:rFonts w:asciiTheme="minorHAnsi" w:hAnsiTheme="minorHAnsi" w:cstheme="minorHAnsi"/>
-          <w:sz w:val="18"/>
-          <w:szCs w:val="18"/>
+          <w:sz w:val="20"/>
         </w:rPr>
       </w:pPr>
       <w:r>
         <w:rPr>
           <w:rFonts w:asciiTheme="minorHAnsi" w:hAnsiTheme="minorHAnsi" w:cstheme="minorHAnsi"/>
-          <w:sz w:val="18"/>
-          <w:szCs w:val="18"/>
+          <w:sz w:val="20"/>
         </w:rPr>
         <w:t xml:space="preserve">Την με </w:t>
       </w:r>
@@ -1027,8 +1067,7 @@
       <w:r>
         <w:rPr>
           <w:rFonts w:asciiTheme="minorHAnsi" w:hAnsiTheme="minorHAnsi" w:cstheme="minorHAnsi"/>
-          <w:sz w:val="18"/>
-          <w:szCs w:val="18"/>
+          <w:sz w:val="20"/>
         </w:rPr>
         <w:t>αριθμ</w:t>
       </w:r>
@@ -1036,8 +1075,7 @@
       <w:r>
         <w:rPr>
           <w:rFonts w:asciiTheme="minorHAnsi" w:hAnsiTheme="minorHAnsi" w:cstheme="minorHAnsi"/>
-          <w:sz w:val="18"/>
-          <w:szCs w:val="18"/>
+          <w:sz w:val="20"/>
         </w:rPr>
         <w:t xml:space="preserve">. Φ.353.1/26/153324/Δ1/25-9-2014 Υ.Α (ΦΕΚ αρ.2648 τ.Β’/7-10-2014) «Τροποποίηση της υπ' </w:t>
       </w:r>
@@ -1045,8 +1083,7 @@
       <w:r>
         <w:rPr>
           <w:rFonts w:asciiTheme="minorHAnsi" w:hAnsiTheme="minorHAnsi" w:cstheme="minorHAnsi"/>
-          <w:sz w:val="18"/>
-          <w:szCs w:val="18"/>
+          <w:sz w:val="20"/>
         </w:rPr>
         <w:t>αριθμ</w:t>
       </w:r>
@@ -1054,8 +1091,7 @@
       <w:r>
         <w:rPr>
           <w:rFonts w:asciiTheme="minorHAnsi" w:hAnsiTheme="minorHAnsi" w:cstheme="minorHAnsi"/>
-          <w:sz w:val="18"/>
-          <w:szCs w:val="18"/>
+          <w:sz w:val="20"/>
         </w:rPr>
         <w:t>. Φ.353.1/324/105657/Δ1/8−10−2002 απόφασης: Καθορισμός των ειδικότερων καθηκόντων και αρμοδιοτήτων των προϊσταμένων των περιφερειακών υπηρεσιών πρωτοβάθμιας και δευτεροβάθμιας εκπαίδευσης, των διευθυντών και υποδιευθυντών σχολικών μονάδων και ΣΕΚ και των συλλόγων διδασκόντων».</w:t>
       </w:r>
@@ -1072,36 +1108,396 @@
         <w:jc w:val="both"/>
         <w:rPr>
           <w:rFonts w:asciiTheme="minorHAnsi" w:hAnsiTheme="minorHAnsi" w:cstheme="minorHAnsi"/>
-          <w:sz w:val="18"/>
+        </w:rPr>
+      </w:pPr>
+      <w:r>
+        <w:rPr>
+          <w:rFonts w:asciiTheme="minorHAnsi" w:hAnsiTheme="minorHAnsi"/>
+        </w:rPr>
+        <w:t xml:space="preserve">Την αίτηση με Α.Π. {{ </w:t>
+      </w:r>
+      <w:proofErr w:type="spellStart"/>
+      <w:r>
+        <w:rPr>
+          <w:rFonts w:asciiTheme="minorHAnsi" w:hAnsiTheme="minorHAnsi"/>
+        </w:rPr>
+        <w:t>protocollo_aithshs</w:t>
+      </w:r>
+      <w:proofErr w:type="spellEnd"/>
+      <w:r>
+        <w:rPr>
+          <w:rFonts w:asciiTheme="minorHAnsi" w:hAnsiTheme="minorHAnsi"/>
+        </w:rPr>
+        <w:t xml:space="preserve"> }}/{{ </w:t>
+      </w:r>
+      <w:proofErr w:type="spellStart"/>
+      <w:r>
+        <w:rPr>
+          <w:rFonts w:asciiTheme="minorHAnsi" w:hAnsiTheme="minorHAnsi"/>
+        </w:rPr>
+        <w:t>hmer_protocollou_aithshs</w:t>
+      </w:r>
+      <w:proofErr w:type="spellEnd"/>
+      <w:r>
+        <w:rPr>
+          <w:rFonts w:asciiTheme="minorHAnsi" w:hAnsiTheme="minorHAnsi"/>
+        </w:rPr>
+        <w:t xml:space="preserve">}}, της εκπαιδευτικού {{ </w:t>
+      </w:r>
+      <w:proofErr w:type="spellStart"/>
+      <w:r>
+        <w:rPr>
+          <w:rFonts w:asciiTheme="minorHAnsi" w:hAnsiTheme="minorHAnsi"/>
+        </w:rPr>
+        <w:t>eponymo</w:t>
+      </w:r>
+      <w:proofErr w:type="spellEnd"/>
+      <w:r>
+        <w:rPr>
+          <w:rFonts w:asciiTheme="minorHAnsi" w:hAnsiTheme="minorHAnsi"/>
+        </w:rPr>
+        <w:t xml:space="preserve"> }} {{ </w:t>
+      </w:r>
+      <w:proofErr w:type="spellStart"/>
+      <w:r>
+        <w:rPr>
+          <w:rFonts w:asciiTheme="minorHAnsi" w:hAnsiTheme="minorHAnsi"/>
+        </w:rPr>
+        <w:t>onoma</w:t>
+      </w:r>
+      <w:proofErr w:type="spellEnd"/>
+      <w:r>
+        <w:rPr>
+          <w:rFonts w:asciiTheme="minorHAnsi" w:hAnsiTheme="minorHAnsi"/>
+        </w:rPr>
+        <w:t xml:space="preserve"> }} με ΑΜ {{</w:t>
+      </w:r>
+      <w:proofErr w:type="spellStart"/>
+      <w:r>
+        <w:rPr>
+          <w:rFonts w:asciiTheme="minorHAnsi" w:hAnsiTheme="minorHAnsi"/>
+        </w:rPr>
+        <w:t>mitrwo</w:t>
+      </w:r>
+      <w:proofErr w:type="spellEnd"/>
+      <w:r>
+        <w:rPr>
+          <w:rFonts w:asciiTheme="minorHAnsi" w:hAnsiTheme="minorHAnsi"/>
+        </w:rPr>
+        <w:t xml:space="preserve">}} κλάδου {{ </w:t>
+      </w:r>
+      <w:proofErr w:type="spellStart"/>
+      <w:r>
+        <w:rPr>
+          <w:rFonts w:asciiTheme="minorHAnsi" w:hAnsiTheme="minorHAnsi"/>
+        </w:rPr>
+        <w:t>klados</w:t>
+      </w:r>
+      <w:proofErr w:type="spellEnd"/>
+      <w:r>
+        <w:rPr>
+          <w:rFonts w:asciiTheme="minorHAnsi" w:hAnsiTheme="minorHAnsi"/>
+        </w:rPr>
+        <w:t xml:space="preserve"> }}, </w:t>
+      </w:r>
+      <w:r>
+        <w:rPr>
+          <w:rFonts w:asciiTheme="minorHAnsi" w:hAnsiTheme="minorHAnsi" w:cstheme="minorHAnsi"/>
+        </w:rPr>
+        <w:t xml:space="preserve">για </w:t>
+      </w:r>
+      <w:r>
+        <w:rPr>
+          <w:rFonts w:asciiTheme="minorHAnsi" w:hAnsiTheme="minorHAnsi" w:cstheme="minorHAnsi"/>
+          <w:bCs/>
+        </w:rPr>
+        <w:t xml:space="preserve">χορήγηση </w:t>
+      </w:r>
+      <w:r>
+        <w:rPr>
+          <w:rFonts w:asciiTheme="minorHAnsi" w:hAnsiTheme="minorHAnsi" w:cstheme="minorHAnsi"/>
+          <w:bCs/>
+        </w:rPr>
+        <w:t>άδεια</w:t>
+      </w:r>
+      <w:r>
+        <w:rPr>
+          <w:rFonts w:asciiTheme="minorHAnsi" w:hAnsiTheme="minorHAnsi" w:cstheme="minorHAnsi"/>
+          <w:bCs/>
+        </w:rPr>
+        <w:t>ς</w:t>
+      </w:r>
+      <w:r>
+        <w:rPr>
+          <w:rFonts w:asciiTheme="minorHAnsi" w:hAnsiTheme="minorHAnsi" w:cstheme="minorHAnsi"/>
+          <w:bCs/>
+        </w:rPr>
+        <w:t xml:space="preserve"> μιας ημέρας</w:t>
+      </w:r>
+      <w:r>
+        <w:rPr>
+          <w:rFonts w:asciiTheme="minorHAnsi" w:hAnsiTheme="minorHAnsi" w:cstheme="minorHAnsi"/>
+        </w:rPr>
+        <w:t xml:space="preserve"> </w:t>
+      </w:r>
+      <w:r>
+        <w:rPr>
+          <w:rFonts w:asciiTheme="minorHAnsi" w:hAnsiTheme="minorHAnsi" w:cstheme="minorHAnsi"/>
+        </w:rPr>
+        <w:t xml:space="preserve">με αποδοχές </w:t>
+      </w:r>
+      <w:r>
+        <w:rPr>
+          <w:rFonts w:asciiTheme="minorHAnsi" w:hAnsiTheme="minorHAnsi" w:cstheme="minorHAnsi"/>
+        </w:rPr>
+        <w:t>για ετήσιο γυναικολογικό έλεγχο.</w:t>
+      </w:r>
+    </w:p>
+    <w:p>
+      <w:pPr>
+        <w:pStyle w:val="1"/>
+        <w:spacing w:line="312" w:lineRule="auto"/>
+        <w:jc w:val="center"/>
+        <w:rPr>
+          <w:rFonts w:asciiTheme="minorHAnsi" w:hAnsiTheme="minorHAnsi" w:cstheme="minorHAnsi"/>
+          <w:sz w:val="20"/>
           <w:szCs w:val="18"/>
         </w:rPr>
       </w:pPr>
       <w:r>
+        <w:rPr>
+          <w:rFonts w:asciiTheme="minorHAnsi" w:hAnsiTheme="minorHAnsi" w:cstheme="minorHAnsi"/>
+          <w:sz w:val="20"/>
+          <w:szCs w:val="18"/>
+        </w:rPr>
+        <w:t>ΑΠΟΦΑΣΙΖΟΥΜΕ</w:t>
+      </w:r>
+    </w:p>
+    <w:p/>
+    <w:p>
+      <w:pPr>
+        <w:pStyle w:val="a7"/>
+        <w:tabs>
+          <w:tab w:val="left" w:pos="720"/>
+        </w:tabs>
         <w:rPr>
           <w:rFonts w:asciiTheme="minorHAnsi" w:hAnsiTheme="minorHAnsi" w:cstheme="minorHAnsi"/>
           <w:bCs/>
           <w:sz w:val="18"/>
           <w:szCs w:val="18"/>
         </w:rPr>
-        <w:t>Την από ......./……./……….</w:t>
-      </w:r>
-      <w:r>
-        <w:rPr>
-          <w:rFonts w:asciiTheme="minorHAnsi" w:hAnsiTheme="minorHAnsi" w:cstheme="minorHAnsi"/>
+      </w:pPr>
+      <w:r>
+        <w:rPr>
+          <w:rFonts w:asciiTheme="minorHAnsi" w:hAnsiTheme="minorHAnsi"/>
+          <w:sz w:val="22"/>
+          <w:szCs w:val="22"/>
+        </w:rPr>
+        <w:t xml:space="preserve">Χορηγούμε στην εκπαιδευτικό κ. </w:t>
+      </w:r>
+      <w:r>
+        <w:rPr>
+          <w:rFonts w:asciiTheme="minorHAnsi" w:hAnsiTheme="minorHAnsi"/>
           <w:b/>
-          <w:bCs/>
-          <w:sz w:val="18"/>
-          <w:szCs w:val="18"/>
+          <w:sz w:val="22"/>
+          <w:szCs w:val="22"/>
+        </w:rPr>
+        <w:t>{{</w:t>
+      </w:r>
+      <w:r>
+        <w:rPr>
+          <w:rFonts w:asciiTheme="minorHAnsi" w:hAnsiTheme="minorHAnsi"/>
+          <w:b/>
+          <w:sz w:val="22"/>
+          <w:szCs w:val="22"/>
         </w:rPr>
         <w:t xml:space="preserve"> </w:t>
       </w:r>
-      <w:r>
-        <w:rPr>
-          <w:rFonts w:asciiTheme="minorHAnsi" w:hAnsiTheme="minorHAnsi" w:cstheme="minorHAnsi"/>
-          <w:sz w:val="18"/>
-          <w:szCs w:val="18"/>
-        </w:rPr>
-        <w:t xml:space="preserve">αίτηση </w:t>
+      <w:proofErr w:type="spellStart"/>
+      <w:r>
+        <w:rPr>
+          <w:rFonts w:asciiTheme="minorHAnsi" w:hAnsiTheme="minorHAnsi"/>
+          <w:b/>
+          <w:sz w:val="22"/>
+          <w:szCs w:val="22"/>
+          <w:lang w:val="en-US"/>
+        </w:rPr>
+        <w:t>eponymo</w:t>
+      </w:r>
+      <w:proofErr w:type="spellEnd"/>
+      <w:r>
+        <w:rPr>
+          <w:rFonts w:asciiTheme="minorHAnsi" w:hAnsiTheme="minorHAnsi"/>
+          <w:b/>
+          <w:sz w:val="22"/>
+          <w:szCs w:val="22"/>
+        </w:rPr>
+        <w:t xml:space="preserve"> </w:t>
+      </w:r>
+      <w:r>
+        <w:rPr>
+          <w:rFonts w:asciiTheme="minorHAnsi" w:hAnsiTheme="minorHAnsi"/>
+          <w:b/>
+          <w:sz w:val="22"/>
+          <w:szCs w:val="22"/>
+        </w:rPr>
+        <w:t>}}</w:t>
+      </w:r>
+      <w:r>
+        <w:rPr>
+          <w:rFonts w:asciiTheme="minorHAnsi" w:hAnsiTheme="minorHAnsi"/>
+          <w:b/>
+          <w:sz w:val="22"/>
+          <w:szCs w:val="22"/>
+        </w:rPr>
+        <w:t xml:space="preserve"> {{</w:t>
+      </w:r>
+      <w:proofErr w:type="spellStart"/>
+      <w:r>
+        <w:rPr>
+          <w:rFonts w:asciiTheme="minorHAnsi" w:hAnsiTheme="minorHAnsi"/>
+          <w:b/>
+          <w:sz w:val="22"/>
+          <w:szCs w:val="22"/>
+          <w:lang w:val="en-US"/>
+        </w:rPr>
+        <w:t>onoma</w:t>
+      </w:r>
+      <w:proofErr w:type="spellEnd"/>
+      <w:r>
+        <w:rPr>
+          <w:rFonts w:asciiTheme="minorHAnsi" w:hAnsiTheme="minorHAnsi"/>
+          <w:b/>
+          <w:sz w:val="22"/>
+          <w:szCs w:val="22"/>
+        </w:rPr>
+        <w:t>}}</w:t>
+      </w:r>
+      <w:r>
+        <w:rPr>
+          <w:rFonts w:asciiTheme="minorHAnsi" w:hAnsiTheme="minorHAnsi"/>
+          <w:sz w:val="22"/>
+          <w:szCs w:val="22"/>
+        </w:rPr>
+        <w:t xml:space="preserve">, </w:t>
+      </w:r>
+      <w:r>
+        <w:rPr>
+          <w:rFonts w:asciiTheme="minorHAnsi" w:hAnsiTheme="minorHAnsi"/>
+          <w:sz w:val="22"/>
+          <w:szCs w:val="22"/>
+        </w:rPr>
+        <w:t>με</w:t>
+      </w:r>
+      <w:r>
+        <w:rPr>
+          <w:rFonts w:asciiTheme="minorHAnsi" w:hAnsiTheme="minorHAnsi"/>
+          <w:b/>
+          <w:sz w:val="22"/>
+          <w:szCs w:val="22"/>
+        </w:rPr>
+        <w:t xml:space="preserve"> </w:t>
+      </w:r>
+      <w:r>
+        <w:rPr>
+          <w:rFonts w:asciiTheme="minorHAnsi" w:hAnsiTheme="minorHAnsi"/>
+          <w:sz w:val="22"/>
+          <w:szCs w:val="22"/>
+        </w:rPr>
+        <w:t xml:space="preserve">ΑΜ : </w:t>
+      </w:r>
+      <w:r>
+        <w:rPr>
+          <w:rFonts w:asciiTheme="minorHAnsi" w:hAnsiTheme="minorHAnsi"/>
+          <w:b/>
+          <w:sz w:val="22"/>
+          <w:szCs w:val="22"/>
+        </w:rPr>
+        <w:t>{{</w:t>
+      </w:r>
+      <w:proofErr w:type="spellStart"/>
+      <w:r>
+        <w:rPr>
+          <w:rFonts w:asciiTheme="minorHAnsi" w:hAnsiTheme="minorHAnsi"/>
+          <w:b/>
+          <w:sz w:val="22"/>
+          <w:szCs w:val="22"/>
+          <w:lang w:val="en-US"/>
+        </w:rPr>
+        <w:t>mitrwo</w:t>
+      </w:r>
+      <w:proofErr w:type="spellEnd"/>
+      <w:r>
+        <w:rPr>
+          <w:rFonts w:asciiTheme="minorHAnsi" w:hAnsiTheme="minorHAnsi"/>
+          <w:b/>
+          <w:sz w:val="22"/>
+          <w:szCs w:val="22"/>
+        </w:rPr>
+        <w:t>}}</w:t>
+      </w:r>
+      <w:r>
+        <w:rPr>
+          <w:rFonts w:asciiTheme="minorHAnsi" w:hAnsiTheme="minorHAnsi"/>
+          <w:sz w:val="22"/>
+          <w:szCs w:val="22"/>
+        </w:rPr>
+        <w:t xml:space="preserve">, κλάδου </w:t>
+      </w:r>
+      <w:r>
+        <w:rPr>
+          <w:rFonts w:asciiTheme="minorHAnsi" w:hAnsiTheme="minorHAnsi"/>
+          <w:b/>
+          <w:sz w:val="22"/>
+          <w:szCs w:val="22"/>
+        </w:rPr>
+        <w:t xml:space="preserve">{{ </w:t>
+      </w:r>
+      <w:proofErr w:type="spellStart"/>
+      <w:r>
+        <w:rPr>
+          <w:rFonts w:asciiTheme="minorHAnsi" w:hAnsiTheme="minorHAnsi"/>
+          <w:b/>
+          <w:sz w:val="22"/>
+          <w:szCs w:val="22"/>
+          <w:lang w:val="en-US"/>
+        </w:rPr>
+        <w:t>klados</w:t>
+      </w:r>
+      <w:proofErr w:type="spellEnd"/>
+      <w:r>
+        <w:rPr>
+          <w:rFonts w:asciiTheme="minorHAnsi" w:hAnsiTheme="minorHAnsi"/>
+          <w:b/>
+          <w:sz w:val="22"/>
+          <w:szCs w:val="22"/>
+        </w:rPr>
+        <w:t xml:space="preserve"> }}</w:t>
+      </w:r>
+      <w:r>
+        <w:rPr>
+          <w:rFonts w:asciiTheme="minorHAnsi" w:hAnsiTheme="minorHAnsi"/>
+          <w:sz w:val="22"/>
+          <w:szCs w:val="22"/>
+        </w:rPr>
+        <w:t>, του 3</w:t>
+      </w:r>
+      <w:r>
+        <w:rPr>
+          <w:rFonts w:asciiTheme="minorHAnsi" w:hAnsiTheme="minorHAnsi"/>
+          <w:sz w:val="22"/>
+          <w:szCs w:val="22"/>
+          <w:vertAlign w:val="superscript"/>
+        </w:rPr>
+        <w:t>ου</w:t>
+      </w:r>
+      <w:r>
+        <w:rPr>
+          <w:rFonts w:asciiTheme="minorHAnsi" w:hAnsiTheme="minorHAnsi"/>
+          <w:sz w:val="22"/>
+          <w:szCs w:val="22"/>
+        </w:rPr>
+        <w:t xml:space="preserve"> ΓΕΛ Άργους </w:t>
       </w:r>
       <w:r>
         <w:rPr>
@@ -1110,81 +1506,157 @@
           <w:sz w:val="18"/>
           <w:szCs w:val="18"/>
         </w:rPr>
-        <w:t xml:space="preserve"> της κα ………………………………………………………….,</w:t>
-      </w:r>
-      <w:r>
-        <w:rPr>
-          <w:rFonts w:asciiTheme="minorHAnsi" w:hAnsiTheme="minorHAnsi" w:cstheme="minorHAnsi"/>
+        <w:t xml:space="preserve"> </w:t>
+      </w:r>
+      <w:r>
+        <w:rPr>
+          <w:rFonts w:asciiTheme="minorHAnsi" w:hAnsiTheme="minorHAnsi"/>
           <w:b/>
-          <w:bCs/>
-          <w:sz w:val="18"/>
-          <w:szCs w:val="18"/>
+          <w:sz w:val="22"/>
+          <w:szCs w:val="22"/>
+        </w:rPr>
+        <w:t>άδεια</w:t>
+      </w:r>
+      <w:r>
+        <w:rPr>
+          <w:rFonts w:asciiTheme="minorHAnsi" w:hAnsiTheme="minorHAnsi"/>
+          <w:b/>
+          <w:sz w:val="22"/>
+          <w:szCs w:val="22"/>
         </w:rPr>
         <w:t xml:space="preserve"> </w:t>
       </w:r>
       <w:r>
         <w:rPr>
-          <w:rFonts w:asciiTheme="minorHAnsi" w:hAnsiTheme="minorHAnsi" w:cstheme="minorHAnsi"/>
-          <w:bCs/>
-          <w:sz w:val="18"/>
-          <w:szCs w:val="18"/>
-        </w:rPr>
-        <w:t>εκπαιδευτικού του κλάδου</w:t>
-      </w:r>
-      <w:r>
-        <w:rPr>
-          <w:rFonts w:asciiTheme="minorHAnsi" w:hAnsiTheme="minorHAnsi" w:cstheme="minorHAnsi"/>
+          <w:rFonts w:asciiTheme="minorHAnsi" w:hAnsiTheme="minorHAnsi"/>
           <w:b/>
-          <w:bCs/>
-          <w:sz w:val="18"/>
-          <w:szCs w:val="18"/>
+          <w:sz w:val="22"/>
+          <w:szCs w:val="22"/>
+        </w:rPr>
+        <w:t>για ετήσιο γυναικολογικό έλεγχο</w:t>
+      </w:r>
+      <w:r>
+        <w:rPr>
+          <w:rFonts w:asciiTheme="minorHAnsi" w:hAnsiTheme="minorHAnsi"/>
+          <w:b/>
+          <w:sz w:val="22"/>
+          <w:szCs w:val="22"/>
+        </w:rPr>
+        <w:t xml:space="preserve">  </w:t>
+      </w:r>
+      <w:r>
+        <w:rPr>
+          <w:rFonts w:asciiTheme="minorHAnsi" w:hAnsiTheme="minorHAnsi"/>
+          <w:b/>
+          <w:sz w:val="22"/>
+          <w:szCs w:val="22"/>
+        </w:rPr>
+        <w:t>{{</w:t>
+      </w:r>
+      <w:r>
+        <w:rPr>
+          <w:rFonts w:asciiTheme="minorHAnsi" w:hAnsiTheme="minorHAnsi"/>
+          <w:b/>
+          <w:sz w:val="22"/>
+          <w:szCs w:val="22"/>
         </w:rPr>
         <w:t xml:space="preserve"> </w:t>
       </w:r>
       <w:r>
         <w:rPr>
-          <w:rFonts w:asciiTheme="minorHAnsi" w:hAnsiTheme="minorHAnsi" w:cstheme="minorHAnsi"/>
-          <w:bCs/>
-          <w:sz w:val="18"/>
-          <w:szCs w:val="18"/>
-        </w:rPr>
-        <w:t>Π.Ε. ........-…………………………,</w:t>
-      </w:r>
-      <w:r>
-        <w:rPr>
-          <w:rFonts w:asciiTheme="minorHAnsi" w:hAnsiTheme="minorHAnsi" w:cstheme="minorHAnsi"/>
+          <w:rFonts w:asciiTheme="minorHAnsi" w:hAnsiTheme="minorHAnsi"/>
           <w:b/>
-          <w:bCs/>
-          <w:sz w:val="18"/>
-          <w:szCs w:val="18"/>
+          <w:sz w:val="22"/>
+          <w:szCs w:val="22"/>
+          <w:lang w:val="en-US"/>
+        </w:rPr>
+        <w:t>days</w:t>
+      </w:r>
+      <w:r>
+        <w:rPr>
+          <w:rFonts w:asciiTheme="minorHAnsi" w:hAnsiTheme="minorHAnsi"/>
+          <w:b/>
+          <w:sz w:val="22"/>
+          <w:szCs w:val="22"/>
+        </w:rPr>
+        <w:t>_</w:t>
+      </w:r>
+      <w:proofErr w:type="spellStart"/>
+      <w:r>
+        <w:rPr>
+          <w:rFonts w:asciiTheme="minorHAnsi" w:hAnsiTheme="minorHAnsi"/>
+          <w:b/>
+          <w:sz w:val="22"/>
+          <w:szCs w:val="22"/>
+          <w:lang w:val="en-US"/>
+        </w:rPr>
+        <w:t>lektiko</w:t>
+      </w:r>
+      <w:proofErr w:type="spellEnd"/>
+      <w:r>
+        <w:rPr>
+          <w:rFonts w:asciiTheme="minorHAnsi" w:hAnsiTheme="minorHAnsi"/>
+          <w:b/>
+          <w:sz w:val="22"/>
+          <w:szCs w:val="22"/>
         </w:rPr>
         <w:t xml:space="preserve"> </w:t>
       </w:r>
       <w:r>
         <w:rPr>
-          <w:rFonts w:asciiTheme="minorHAnsi" w:hAnsiTheme="minorHAnsi" w:cstheme="minorHAnsi"/>
-          <w:bCs/>
-          <w:sz w:val="18"/>
-          <w:szCs w:val="18"/>
-        </w:rPr>
-        <w:t xml:space="preserve">του …………………………………………, </w:t>
-      </w:r>
-      <w:r>
-        <w:rPr>
-          <w:rFonts w:asciiTheme="minorHAnsi" w:hAnsiTheme="minorHAnsi" w:cstheme="minorHAnsi"/>
-          <w:sz w:val="18"/>
-          <w:szCs w:val="18"/>
-        </w:rPr>
-        <w:t xml:space="preserve">για </w:t>
-      </w:r>
-      <w:r>
-        <w:rPr>
-          <w:rFonts w:asciiTheme="minorHAnsi" w:hAnsiTheme="minorHAnsi" w:cstheme="minorHAnsi"/>
-          <w:bCs/>
-          <w:sz w:val="18"/>
-          <w:szCs w:val="18"/>
-        </w:rPr>
-        <w:t xml:space="preserve">χορήγηση </w:t>
+          <w:rFonts w:asciiTheme="minorHAnsi" w:hAnsiTheme="minorHAnsi"/>
+          <w:b/>
+          <w:sz w:val="22"/>
+          <w:szCs w:val="22"/>
+        </w:rPr>
+        <w:t>}}</w:t>
+      </w:r>
+      <w:r>
+        <w:rPr>
+          <w:rFonts w:asciiTheme="minorHAnsi" w:hAnsiTheme="minorHAnsi"/>
+          <w:b/>
+          <w:sz w:val="22"/>
+          <w:szCs w:val="22"/>
+        </w:rPr>
+        <w:t xml:space="preserve"> </w:t>
+      </w:r>
+      <w:r>
+        <w:rPr>
+          <w:rFonts w:asciiTheme="minorHAnsi" w:hAnsiTheme="minorHAnsi"/>
+          <w:sz w:val="22"/>
+          <w:szCs w:val="22"/>
+        </w:rPr>
+        <w:t xml:space="preserve">με αποδοχές, στις </w:t>
+      </w:r>
+      <w:r>
+        <w:rPr>
+          <w:rFonts w:asciiTheme="minorHAnsi" w:hAnsiTheme="minorHAnsi"/>
+          <w:b/>
+          <w:sz w:val="22"/>
+          <w:szCs w:val="22"/>
+        </w:rPr>
+        <w:t xml:space="preserve">{{ </w:t>
+      </w:r>
+      <w:proofErr w:type="spellStart"/>
+      <w:r>
+        <w:rPr>
+          <w:rFonts w:asciiTheme="minorHAnsi" w:hAnsiTheme="minorHAnsi"/>
+          <w:b/>
+          <w:sz w:val="22"/>
+          <w:szCs w:val="22"/>
+          <w:lang w:val="en-US"/>
+        </w:rPr>
+        <w:t>arxh</w:t>
+      </w:r>
+      <w:proofErr w:type="spellEnd"/>
+      <w:r>
+        <w:rPr>
+          <w:rFonts w:asciiTheme="minorHAnsi" w:hAnsiTheme="minorHAnsi"/>
+          <w:b/>
+          <w:sz w:val="22"/>
+          <w:szCs w:val="22"/>
+        </w:rPr>
+        <w:t xml:space="preserve"> }}</w:t>
       </w:r>
       <w:r>
         <w:rPr>
@@ -1193,197 +1665,8 @@
           <w:sz w:val="18"/>
           <w:szCs w:val="18"/>
         </w:rPr>
-        <w:t>01/ήμερης</w:t>
-      </w:r>
-      <w:r>
-        <w:rPr>
-          <w:rFonts w:asciiTheme="minorHAnsi" w:hAnsiTheme="minorHAnsi" w:cstheme="minorHAnsi"/>
-          <w:sz w:val="18"/>
-          <w:szCs w:val="18"/>
-        </w:rPr>
-        <w:t xml:space="preserve"> άδειας για ετήσιο γυναικολογικό έλεγχο.</w:t>
-      </w:r>
-    </w:p>
-    <w:p>
-      <w:pPr>
-        <w:pStyle w:val="1"/>
-        <w:spacing w:line="312" w:lineRule="auto"/>
-        <w:jc w:val="center"/>
-        <w:rPr>
-          <w:rFonts w:asciiTheme="minorHAnsi" w:hAnsiTheme="minorHAnsi" w:cstheme="minorHAnsi"/>
-          <w:sz w:val="18"/>
-          <w:szCs w:val="18"/>
-        </w:rPr>
-      </w:pPr>
-      <w:r>
-        <w:rPr>
-          <w:rFonts w:asciiTheme="minorHAnsi" w:hAnsiTheme="minorHAnsi" w:cstheme="minorHAnsi"/>
-          <w:sz w:val="18"/>
-          <w:szCs w:val="18"/>
-        </w:rPr>
-        <w:t>ΑΠΟΦΑΣΙΖΟΥΜΕ</w:t>
-      </w:r>
-    </w:p>
-    <w:p>
-      <w:pPr>
-        <w:pStyle w:val="a7"/>
-        <w:tabs>
-          <w:tab w:val="left" w:pos="720"/>
-        </w:tabs>
-        <w:rPr>
-          <w:rFonts w:asciiTheme="minorHAnsi" w:hAnsiTheme="minorHAnsi" w:cstheme="minorHAnsi"/>
-          <w:sz w:val="18"/>
-          <w:szCs w:val="18"/>
-        </w:rPr>
-      </w:pPr>
-    </w:p>
-    <w:p>
-      <w:pPr>
-        <w:pStyle w:val="4"/>
-        <w:spacing w:line="312" w:lineRule="auto"/>
-        <w:jc w:val="both"/>
-        <w:rPr>
-          <w:rFonts w:asciiTheme="minorHAnsi" w:hAnsiTheme="minorHAnsi" w:cstheme="minorHAnsi"/>
-          <w:bCs/>
-          <w:sz w:val="18"/>
-          <w:szCs w:val="18"/>
-          <w:u w:val="none"/>
-        </w:rPr>
-      </w:pPr>
-      <w:r>
-        <w:rPr>
-          <w:rFonts w:asciiTheme="minorHAnsi" w:hAnsiTheme="minorHAnsi" w:cstheme="minorHAnsi"/>
-          <w:sz w:val="18"/>
-          <w:szCs w:val="18"/>
-          <w:u w:val="none"/>
-        </w:rPr>
-        <w:t xml:space="preserve">Χορηγούμε στην </w:t>
-      </w:r>
-      <w:r>
-        <w:rPr>
-          <w:rFonts w:asciiTheme="minorHAnsi" w:hAnsiTheme="minorHAnsi" w:cstheme="minorHAnsi"/>
-          <w:bCs/>
-          <w:sz w:val="18"/>
-          <w:szCs w:val="18"/>
-          <w:u w:val="none"/>
-        </w:rPr>
-        <w:t>κα …………………………………………………………….</w:t>
-      </w:r>
-      <w:r>
-        <w:rPr>
-          <w:rFonts w:asciiTheme="minorHAnsi" w:hAnsiTheme="minorHAnsi" w:cstheme="minorHAnsi"/>
-          <w:b/>
-          <w:bCs/>
-          <w:sz w:val="18"/>
-          <w:szCs w:val="18"/>
-          <w:u w:val="none"/>
-        </w:rPr>
-        <w:t xml:space="preserve">, </w:t>
-      </w:r>
-      <w:r>
-        <w:rPr>
-          <w:rFonts w:asciiTheme="minorHAnsi" w:hAnsiTheme="minorHAnsi" w:cstheme="minorHAnsi"/>
-          <w:bCs/>
-          <w:sz w:val="18"/>
-          <w:szCs w:val="18"/>
-          <w:u w:val="none"/>
-        </w:rPr>
-        <w:t>εκπαιδευτικό του κλάδου ΠΕ……….-. ……………………………,</w:t>
-      </w:r>
-      <w:r>
-        <w:rPr>
-          <w:rFonts w:asciiTheme="minorHAnsi" w:hAnsiTheme="minorHAnsi" w:cstheme="minorHAnsi"/>
-          <w:b/>
-          <w:bCs/>
-          <w:sz w:val="18"/>
-          <w:szCs w:val="18"/>
-          <w:u w:val="none"/>
-        </w:rPr>
-        <w:t xml:space="preserve"> </w:t>
-      </w:r>
-      <w:r>
-        <w:rPr>
-          <w:rFonts w:asciiTheme="minorHAnsi" w:hAnsiTheme="minorHAnsi" w:cstheme="minorHAnsi"/>
-          <w:bCs/>
-          <w:sz w:val="18"/>
-          <w:szCs w:val="18"/>
-          <w:u w:val="none"/>
-        </w:rPr>
-        <w:t xml:space="preserve">του ………………………, </w:t>
-      </w:r>
-      <w:r>
-        <w:rPr>
-          <w:rFonts w:asciiTheme="minorHAnsi" w:hAnsiTheme="minorHAnsi" w:cstheme="minorHAnsi"/>
-          <w:b/>
-          <w:sz w:val="18"/>
-          <w:szCs w:val="18"/>
-        </w:rPr>
-        <w:t>άδεια  για ετήσιο γυναικολογικό έλεγχο</w:t>
-      </w:r>
-      <w:r>
-        <w:rPr>
-          <w:rFonts w:asciiTheme="minorHAnsi" w:hAnsiTheme="minorHAnsi" w:cstheme="minorHAnsi"/>
-          <w:sz w:val="18"/>
-          <w:szCs w:val="18"/>
-          <w:u w:val="none"/>
-        </w:rPr>
-        <w:t xml:space="preserve"> με αποδοχές </w:t>
-      </w:r>
-      <w:r>
-        <w:rPr>
-          <w:rFonts w:asciiTheme="minorHAnsi" w:hAnsiTheme="minorHAnsi" w:cstheme="minorHAnsi"/>
-          <w:b/>
-          <w:bCs/>
-          <w:sz w:val="18"/>
-          <w:szCs w:val="18"/>
-          <w:u w:val="none"/>
-        </w:rPr>
-        <w:t xml:space="preserve">μιας (01) ημέρας  </w:t>
-      </w:r>
-      <w:r>
-        <w:rPr>
-          <w:rFonts w:asciiTheme="minorHAnsi" w:hAnsiTheme="minorHAnsi" w:cstheme="minorHAnsi"/>
-          <w:bCs/>
-          <w:sz w:val="18"/>
-          <w:szCs w:val="18"/>
-          <w:u w:val="none"/>
-        </w:rPr>
-        <w:t>στις</w:t>
-      </w:r>
-      <w:r>
-        <w:rPr>
-          <w:rFonts w:asciiTheme="minorHAnsi" w:hAnsiTheme="minorHAnsi" w:cstheme="minorHAnsi"/>
-          <w:b/>
-          <w:bCs/>
-          <w:sz w:val="18"/>
-          <w:szCs w:val="18"/>
-          <w:u w:val="none"/>
-        </w:rPr>
-        <w:t xml:space="preserve"> </w:t>
-      </w:r>
-      <w:r>
-        <w:rPr>
-          <w:rFonts w:asciiTheme="minorHAnsi" w:hAnsiTheme="minorHAnsi" w:cstheme="minorHAnsi"/>
-          <w:bCs/>
-          <w:sz w:val="18"/>
-          <w:szCs w:val="18"/>
-          <w:u w:val="none"/>
-        </w:rPr>
-        <w:t>……./……../………… , ημέρα ………………………………………</w:t>
-      </w:r>
-    </w:p>
-    <w:p>
-      <w:pPr>
-        <w:shd w:val="clear" w:color="auto" w:fill="FFFFFF"/>
-        <w:spacing w:after="240"/>
-        <w:jc w:val="center"/>
-        <w:rPr>
-          <w:rFonts w:ascii="Calibri" w:hAnsi="Calibri"/>
-          <w:spacing w:val="100"/>
-          <w:sz w:val="22"/>
-          <w:szCs w:val="24"/>
-        </w:rPr>
-      </w:pPr>
+        <w:t>.</w:t>
+      </w:r>
     </w:p>
     <w:tbl>
       <w:tblPr>
@@ -1416,20 +1699,18 @@
                 <w:szCs w:val="24"/>
               </w:rPr>
               <w:pict>
-                <v:shape id="Πλαίσιο κειμένου 3" o:spid="_x0000_s1027" type="#_x0000_t202" style="position:absolute;margin-left:6.45pt;margin-top:82.8pt;width:194.7pt;height:74.35pt;z-index:251658240;visibility:visible;mso-width-percent:400;mso-height-percent:200;mso-width-percent:400;mso-height-percent:200;mso-width-relative:margin;mso-height-relative:margin" o:gfxdata="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" stroked="f">
+                <v:shape id="Πλαίσιο κειμένου 3" o:spid="_x0000_s1027" type="#_x0000_t202" style="position:absolute;margin-left:6.1pt;margin-top:63.55pt;width:195.35pt;height:74.35pt;z-index:251658240;visibility:visible;mso-width-percent:400;mso-height-percent:200;mso-width-percent:400;mso-height-percent:200;mso-width-relative:margin;mso-height-relative:margin" o:gfxdata="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" stroked="f">
                   <v:textbox style="mso-fit-shape-to-text:t">
                     <w:txbxContent>
                       <w:p>
                         <w:pPr>
                           <w:rPr>
                             <w:rFonts w:ascii="Calibri" w:hAnsi="Calibri" w:cs="Calibri"/>
-                            <w:sz w:val="22"/>
                           </w:rPr>
                         </w:pPr>
                         <w:r>
                           <w:rPr>
                             <w:rFonts w:ascii="Calibri" w:hAnsi="Calibri" w:cs="Calibri"/>
-                            <w:sz w:val="22"/>
                           </w:rPr>
                           <w:t>Κοινοποίηση:</w:t>
                         </w:r>
@@ -1443,27 +1724,23 @@
                           </w:numPr>
                           <w:rPr>
                             <w:rFonts w:ascii="Calibri" w:hAnsi="Calibri" w:cs="Calibri"/>
-                            <w:sz w:val="22"/>
                           </w:rPr>
                         </w:pPr>
                         <w:r>
                           <w:rPr>
                             <w:rFonts w:ascii="Calibri" w:hAnsi="Calibri" w:cs="Calibri"/>
-                            <w:sz w:val="22"/>
                           </w:rPr>
                           <w:t>Ενδιαφερόμεν</w:t>
                         </w:r>
                         <w:r>
                           <w:rPr>
                             <w:rFonts w:ascii="Calibri" w:hAnsi="Calibri" w:cs="Calibri"/>
-                            <w:sz w:val="22"/>
                           </w:rPr>
                           <w:t>ος</w:t>
                         </w:r>
                         <w:r>
                           <w:rPr>
                             <w:rFonts w:ascii="Calibri" w:hAnsi="Calibri" w:cs="Calibri"/>
-                            <w:sz w:val="22"/>
                           </w:rPr>
                           <w:t>/η</w:t>
                         </w:r>
@@ -1477,13 +1754,11 @@
                           </w:numPr>
                           <w:rPr>
                             <w:rFonts w:ascii="Calibri" w:hAnsi="Calibri" w:cs="Calibri"/>
-                            <w:sz w:val="22"/>
                           </w:rPr>
                         </w:pPr>
                         <w:r>
                           <w:rPr>
                             <w:rFonts w:ascii="Calibri" w:hAnsi="Calibri" w:cs="Calibri"/>
-                            <w:sz w:val="22"/>
                           </w:rPr>
                           <w:t>ΔΔΕ Αργολίδας</w:t>
                         </w:r>
@@ -1492,7 +1767,6 @@
                         <w:pPr>
                           <w:rPr>
                             <w:rFonts w:ascii="Calibri" w:hAnsi="Calibri" w:cs="Calibri"/>
-                            <w:sz w:val="22"/>
                           </w:rPr>
                         </w:pPr>
                       </w:p>
@@ -1500,14 +1774,12 @@
                         <w:pPr>
                           <w:rPr>
                             <w:rFonts w:ascii="Calibri" w:hAnsi="Calibri" w:cs="Calibri"/>
-                            <w:sz w:val="22"/>
                           </w:rPr>
                         </w:pPr>
                         <w:proofErr w:type="spellStart"/>
                         <w:r>
                           <w:rPr>
                             <w:rFonts w:ascii="Calibri" w:hAnsi="Calibri" w:cs="Calibri"/>
-                            <w:sz w:val="22"/>
                           </w:rPr>
                           <w:t>Εσωτ</w:t>
                         </w:r>
@@ -1515,7 +1787,6 @@
                         <w:r>
                           <w:rPr>
                             <w:rFonts w:ascii="Calibri" w:hAnsi="Calibri" w:cs="Calibri"/>
-                            <w:sz w:val="22"/>
                           </w:rPr>
                           <w:t>. Διανομή: Π.Μ.</w:t>
                         </w:r>
@@ -1541,90 +1812,6 @@
                 <w:szCs w:val="24"/>
               </w:rPr>
             </w:pPr>
-            <w:r>
-              <w:rPr>
-                <w:rFonts w:ascii="Calibri" w:hAnsi="Calibri"/>
-                <w:b/>
-                <w:noProof/>
-                <w:sz w:val="24"/>
-                <w:szCs w:val="24"/>
-                <w:lang w:eastAsia="en-US"/>
-              </w:rPr>
-              <w:pict>
-                <v:shape id="_x0000_s1029" type="#_x0000_t202" style="position:absolute;left:0;text-align:left;margin-left:28.4pt;margin-top:2.35pt;width:194.5pt;height:88.45pt;z-index:251660288;mso-width-percent:400;mso-height-percent:200;mso-position-horizontal-relative:text;mso-position-vertical-relative:text;mso-width-percent:400;mso-height-percent:200;mso-width-relative:margin;mso-height-relative:margin" stroked="f">
-                  <v:textbox style="mso-fit-shape-to-text:t">
-                    <w:txbxContent>
-                      <w:p>
-                        <w:pPr>
-                          <w:jc w:val="center"/>
-                          <w:rPr>
-                            <w:rFonts w:asciiTheme="minorHAnsi" w:hAnsiTheme="minorHAnsi" w:cstheme="minorHAnsi"/>
-                            <w:b/>
-                            <w:sz w:val="24"/>
-                          </w:rPr>
-                        </w:pPr>
-                        <w:r>
-                          <w:rPr>
-                            <w:rFonts w:asciiTheme="minorHAnsi" w:hAnsiTheme="minorHAnsi" w:cstheme="minorHAnsi"/>
-                            <w:b/>
-                            <w:sz w:val="24"/>
-                          </w:rPr>
-                          <w:t>Ο Διευθυντής</w:t>
-                        </w:r>
-                      </w:p>
-                      <w:p>
-                        <w:pPr>
-                          <w:jc w:val="center"/>
-                          <w:rPr>
-                            <w:rFonts w:asciiTheme="minorHAnsi" w:hAnsiTheme="minorHAnsi" w:cstheme="minorHAnsi"/>
-                            <w:b/>
-                            <w:sz w:val="24"/>
-                          </w:rPr>
-                        </w:pPr>
-                      </w:p>
-                      <w:p>
-                        <w:pPr>
-                          <w:jc w:val="center"/>
-                          <w:rPr>
-                            <w:rFonts w:asciiTheme="minorHAnsi" w:hAnsiTheme="minorHAnsi" w:cstheme="minorHAnsi"/>
-                            <w:b/>
-                            <w:sz w:val="24"/>
-                          </w:rPr>
-                        </w:pPr>
-                      </w:p>
-                      <w:p>
-                        <w:pPr>
-                          <w:jc w:val="center"/>
-                          <w:rPr>
-                            <w:rFonts w:asciiTheme="minorHAnsi" w:hAnsiTheme="minorHAnsi" w:cstheme="minorHAnsi"/>
-                            <w:b/>
-                            <w:sz w:val="24"/>
-                          </w:rPr>
-                        </w:pPr>
-                      </w:p>
-                      <w:p>
-                        <w:pPr>
-                          <w:jc w:val="center"/>
-                          <w:rPr>
-                            <w:rFonts w:asciiTheme="minorHAnsi" w:hAnsiTheme="minorHAnsi" w:cstheme="minorHAnsi"/>
-                            <w:b/>
-                            <w:sz w:val="24"/>
-                          </w:rPr>
-                        </w:pPr>
-                        <w:r>
-                          <w:rPr>
-                            <w:rFonts w:asciiTheme="minorHAnsi" w:hAnsiTheme="minorHAnsi" w:cstheme="minorHAnsi"/>
-                            <w:b/>
-                            <w:sz w:val="24"/>
-                          </w:rPr>
-                          <w:t>Παντελεήμων Ρουμελιώτης</w:t>
-                        </w:r>
-                      </w:p>
-                    </w:txbxContent>
-                  </v:textbox>
-                </v:shape>
-              </w:pict>
-            </w:r>
           </w:p>
           <w:p>
             <w:pPr>
@@ -1636,6 +1823,89 @@
                 <w:szCs w:val="24"/>
               </w:rPr>
             </w:pPr>
+            <w:r>
+              <w:rPr>
+                <w:rFonts w:ascii="Calibri" w:hAnsi="Calibri"/>
+                <w:b/>
+                <w:noProof/>
+                <w:sz w:val="24"/>
+                <w:szCs w:val="24"/>
+              </w:rPr>
+              <w:pict>
+                <v:shape id="_x0000_s1034" type="#_x0000_t202" style="position:absolute;left:0;text-align:left;margin-left:47.25pt;margin-top:7.5pt;width:195.3pt;height:88.25pt;z-index:251664384;visibility:visible;mso-width-percent:400;mso-width-percent:400;mso-width-relative:margin;mso-height-relative:margin" o:gfxdata="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" stroked="f">
+                  <v:textbox>
+                    <w:txbxContent>
+                      <w:p>
+                        <w:pPr>
+                          <w:jc w:val="center"/>
+                          <w:rPr>
+                            <w:rFonts w:ascii="Calibri" w:hAnsi="Calibri" w:cs="Calibri"/>
+                            <w:sz w:val="24"/>
+                          </w:rPr>
+                        </w:pPr>
+                        <w:r>
+                          <w:rPr>
+                            <w:rFonts w:ascii="Calibri" w:hAnsi="Calibri" w:cs="Calibri"/>
+                            <w:sz w:val="24"/>
+                          </w:rPr>
+                          <w:t>Ο Διευθυντής</w:t>
+                        </w:r>
+                      </w:p>
+                      <w:p>
+                        <w:pPr>
+                          <w:jc w:val="center"/>
+                          <w:rPr>
+                            <w:rFonts w:ascii="Calibri" w:hAnsi="Calibri" w:cs="Calibri"/>
+                            <w:sz w:val="24"/>
+                          </w:rPr>
+                        </w:pPr>
+                      </w:p>
+                      <w:p>
+                        <w:pPr>
+                          <w:jc w:val="center"/>
+                          <w:rPr>
+                            <w:rFonts w:ascii="Calibri" w:hAnsi="Calibri" w:cs="Calibri"/>
+                            <w:sz w:val="24"/>
+                          </w:rPr>
+                        </w:pPr>
+                      </w:p>
+                      <w:p>
+                        <w:pPr>
+                          <w:jc w:val="center"/>
+                          <w:rPr>
+                            <w:rFonts w:ascii="Calibri" w:hAnsi="Calibri" w:cs="Calibri"/>
+                            <w:sz w:val="24"/>
+                          </w:rPr>
+                        </w:pPr>
+                        <w:r>
+                          <w:rPr>
+                            <w:rFonts w:ascii="Calibri" w:hAnsi="Calibri" w:cs="Calibri"/>
+                            <w:sz w:val="24"/>
+                          </w:rPr>
+                          <w:t>Παντελεήμων Ρουμελιώτης</w:t>
+                        </w:r>
+                      </w:p>
+                      <w:p>
+                        <w:pPr>
+                          <w:jc w:val="center"/>
+                          <w:rPr>
+                            <w:rFonts w:ascii="Calibri" w:hAnsi="Calibri" w:cs="Calibri"/>
+                            <w:sz w:val="24"/>
+                          </w:rPr>
+                        </w:pPr>
+                        <w:r>
+                          <w:rPr>
+                            <w:rFonts w:ascii="Calibri" w:hAnsi="Calibri" w:cs="Calibri"/>
+                            <w:sz w:val="24"/>
+                          </w:rPr>
+                          <w:t>Πληροφορικός</w:t>
+                        </w:r>
+                      </w:p>
+                    </w:txbxContent>
+                  </v:textbox>
+                </v:shape>
+              </w:pict>
+            </w:r>
           </w:p>
           <w:p>
             <w:pPr>
@@ -4222,7 +4492,7 @@
 </file>
 
 <file path=customXml/itemProps1.xml><?xml version="1.0" encoding="utf-8"?>
-<ds:datastoreItem xmlns:ds="http://schemas.openxmlformats.org/officeDocument/2006/customXml" ds:itemID="{016A204A-6767-4BFA-8BF8-B21B8A12FC34}">
+<ds:datastoreItem xmlns:ds="http://schemas.openxmlformats.org/officeDocument/2006/customXml" ds:itemID="{F44B3C73-0BBD-400F-814E-424C10539F8E}">
   <ds:schemaRefs>
     <ds:schemaRef ds:uri="http://schemas.openxmlformats.org/officeDocument/2006/bibliography"/>
   </ds:schemaRefs>
